--- a/downloads/documents/05 Materials/Unit 07/Slides/Slides 07.07 - Big Idea Factory.docx
+++ b/downloads/documents/05 Materials/Unit 07/Slides/Slides 07.07 - Big Idea Factory.docx
@@ -149,9 +149,9 @@
       <w:pPr>
         <w:pStyle w:val="Heading2"/>
       </w:pPr>
-      <w:bookmarkStart w:id="23" w:name="slide-3-thirty-problems-on-that-board"/>
-      <w:r>
-        <w:t xml:space="preserve">Slide 3: Thirty problems on that board</w:t>
+      <w:bookmarkStart w:id="23" w:name="slide-3-a-dozen-problems-on-that-board"/>
+      <w:r>
+        <w:t xml:space="preserve">Slide 3: A dozen problems on that board</w:t>
       </w:r>
       <w:bookmarkEnd w:id="23"/>
     </w:p>

--- a/downloads/documents/05 Materials/Unit 07/Slides/Slides 07.07 - Big Idea Factory.docx
+++ b/downloads/documents/05 Materials/Unit 07/Slides/Slides 07.07 - Big Idea Factory.docx
@@ -176,7 +176,7 @@
         <w:pStyle w:val="Compact"/>
       </w:pPr>
       <w:r>
-        <w:t xml:space="preserve">Your team’s job for twenty minutes: find twenty more</w:t>
+        <w:t xml:space="preserve">Your team’s job today: find twenty more</w:t>
       </w:r>
     </w:p>
     <w:p>
@@ -555,9 +555,9 @@
       <w:pPr>
         <w:pStyle w:val="Heading2"/>
       </w:pPr>
-      <w:bookmarkStart w:id="27" w:name="Xa266acef4bc9ad931d1f5bb7816c270c9c735cd"/>
-      <w:r>
-        <w:t xml:space="preserve">Slide 7: Now open the gate. Three questions.</w:t>
+      <w:bookmarkStart w:id="27" w:name="Xd729a19b63fdbbcae0376042cc70e3b03ff8772"/>
+      <w:r>
+        <w:t xml:space="preserve">Slide 7: Now filter them. Three questions.</w:t>
       </w:r>
       <w:bookmarkEnd w:id="27"/>
     </w:p>
@@ -609,7 +609,7 @@
         <w:rPr>
           <w:b/>
         </w:rPr>
-        <w:t xml:space="preserve">Would anyone pay for it, and roughly how much?</w:t>
+        <w:t xml:space="preserve">Would anyone pay for it, and about how much?</w:t>
       </w:r>
     </w:p>
     <w:p>
@@ -916,7 +916,7 @@
         <w:t xml:space="preserve"> </w:t>
       </w:r>
       <w:r>
-        <w:t xml:space="preserve">owns the idea, the pitch, and the clock</w:t>
+        <w:t xml:space="preserve">is in charge of the idea, the pitch, and the clock</w:t>
       </w:r>
     </w:p>
     <w:p>
@@ -937,7 +937,7 @@
         <w:t xml:space="preserve"> </w:t>
       </w:r>
       <w:r>
-        <w:t xml:space="preserve">owns every number and signs the numbers page</w:t>
+        <w:t xml:space="preserve">is in charge of every number and signs the numbers page</w:t>
       </w:r>
     </w:p>
     <w:p>
@@ -958,7 +958,7 @@
         <w:t xml:space="preserve"> </w:t>
       </w:r>
       <w:r>
-        <w:t xml:space="preserve">owns the customer, the look, and the prototype</w:t>
+        <w:t xml:space="preserve">is in charge of the customer, the look, and the prototype (the sample a judge can hold)</w:t>
       </w:r>
     </w:p>
     <w:p>
@@ -1049,7 +1049,7 @@
         <w:pStyle w:val="Compact"/>
       </w:pPr>
       <w:r>
-        <w:t xml:space="preserve">What we are physically handing a judge Friday</w:t>
+        <w:t xml:space="preserve">What we will put in a judge’s hands Friday</w:t>
       </w:r>
     </w:p>
     <w:p>
